--- a/examples/change_point/doc/19-joinpoint-hcp_joinpoint.docx
+++ b/examples/change_point/doc/19-joinpoint-hcp_joinpoint.docx
@@ -536,7 +536,7 @@
         <w:rPr>
           <w:rStyle w:val="VerbatimChar"/>
         </w:rPr>
-        <w:t xml:space="preserve">##   k          RSS        BIC       BIC3       Weight       WBIC</w:t>
+        <w:t xml:space="preserve">##   k          RSS        BIC       BIC3       Weight</w:t>
       </w:r>
       <w:r>
         <w:br/>
@@ -545,7 +545,7 @@
         <w:rPr>
           <w:rStyle w:val="VerbatimChar"/>
         </w:rPr>
-        <w:t xml:space="preserve">## 1 0 1.340223e+03   2.676859   2.676859 0.000000e+00   2.676859</w:t>
+        <w:t xml:space="preserve">## 1 0 1.340223e+03   2.676859   2.676859 0.000000e+00</w:t>
       </w:r>
       <w:r>
         <w:br/>
@@ -554,7 +554,34 @@
         <w:rPr>
           <w:rStyle w:val="VerbatimChar"/>
         </w:rPr>
-        <w:t xml:space="preserve">## 2 1 1.333493e-27 -66.314339 -66.268645 2.220446e-16 -66.314339</w:t>
+        <w:t xml:space="preserve">## 2 1 1.333493e-27 -66.314339 -66.268645 2.220446e-16</w:t>
+      </w:r>
+      <w:r>
+        <w:br/>
+      </w:r>
+      <w:r>
+        <w:rPr>
+          <w:rStyle w:val="VerbatimChar"/>
+        </w:rPr>
+        <w:t xml:space="preserve">##         WBIC</w:t>
+      </w:r>
+      <w:r>
+        <w:br/>
+      </w:r>
+      <w:r>
+        <w:rPr>
+          <w:rStyle w:val="VerbatimChar"/>
+        </w:rPr>
+        <w:t xml:space="preserve">## 1   2.676859</w:t>
+      </w:r>
+      <w:r>
+        <w:br/>
+      </w:r>
+      <w:r>
+        <w:rPr>
+          <w:rStyle w:val="VerbatimChar"/>
+        </w:rPr>
+        <w:t xml:space="preserve">## 2 -66.314339</w:t>
       </w:r>
     </w:p>
     <w:bookmarkEnd w:id="16"/>

--- a/examples/change_point/doc/19-joinpoint-hcp_joinpoint.docx
+++ b/examples/change_point/doc/19-joinpoint-hcp_joinpoint.docx
@@ -166,7 +166,7 @@
         <w:rPr>
           <w:rStyle w:val="NormalTok"/>
         </w:rPr>
-        <w:t xml:space="preserve">simple</w:t>
+        <w:t xml:space="preserve">complex</w:t>
       </w:r>
     </w:p>
     <w:bookmarkEnd w:id="11"/>
@@ -234,7 +234,7 @@
               <a:graphicData uri="http://schemas.openxmlformats.org/drawingml/2006/picture">
                 <pic:pic>
                   <pic:nvPicPr>
-                    <pic:cNvPr descr="/home/gpca/harbinger/examples/change_point/doc/19-joinpoint-hcp_joinpoint_files/f03bd9cb08d7edd0f17d89dfe35e557fd3be3ea3.png" id="14" name="Picture"/>
+                    <pic:cNvPr descr="/home/gpca/harbinger/examples/change_point/doc/19-joinpoint-hcp_joinpoint_files/2242cd390b7173162c79c5a854b5030be02a2ef2.png" id="14" name="Picture"/>
                     <pic:cNvPicPr>
                       <a:picLocks noChangeArrowheads="1" noChangeAspect="1"/>
                     </pic:cNvPicPr>
@@ -536,7 +536,7 @@
         <w:rPr>
           <w:rStyle w:val="VerbatimChar"/>
         </w:rPr>
-        <w:t xml:space="preserve">##   k          RSS        BIC       BIC3       Weight</w:t>
+        <w:t xml:space="preserve">##   k       RSS       BIC     BIC3    Weight      WBIC</w:t>
       </w:r>
       <w:r>
         <w:br/>
@@ -545,7 +545,7 @@
         <w:rPr>
           <w:rStyle w:val="VerbatimChar"/>
         </w:rPr>
-        <w:t xml:space="preserve">## 1 0 1.340223e+03   2.676859   2.676859 0.000000e+00</w:t>
+        <w:t xml:space="preserve">## 1 0 9010.6987 2.9164182 2.916418 0.0000000 2.9164182</w:t>
       </w:r>
       <w:r>
         <w:br/>
@@ -554,34 +554,7 @@
         <w:rPr>
           <w:rStyle w:val="VerbatimChar"/>
         </w:rPr>
-        <w:t xml:space="preserve">## 2 1 1.333493e-27 -66.314339 -66.268645 2.220446e-16</w:t>
-      </w:r>
-      <w:r>
-        <w:br/>
-      </w:r>
-      <w:r>
-        <w:rPr>
-          <w:rStyle w:val="VerbatimChar"/>
-        </w:rPr>
-        <w:t xml:space="preserve">##         WBIC</w:t>
-      </w:r>
-      <w:r>
-        <w:br/>
-      </w:r>
-      <w:r>
-        <w:rPr>
-          <w:rStyle w:val="VerbatimChar"/>
-        </w:rPr>
-        <w:t xml:space="preserve">## 1   2.676859</w:t>
-      </w:r>
-      <w:r>
-        <w:br/>
-      </w:r>
-      <w:r>
-        <w:rPr>
-          <w:rStyle w:val="VerbatimChar"/>
-        </w:rPr>
-        <w:t xml:space="preserve">## 2 -66.314339</w:t>
+        <w:t xml:space="preserve">## 2 1  911.8359 0.6505688 0.662998 0.8837996 0.6615537</w:t>
       </w:r>
     </w:p>
     <w:bookmarkEnd w:id="16"/>
@@ -676,7 +649,7 @@
         <w:rPr>
           <w:rStyle w:val="VerbatimChar"/>
         </w:rPr>
-        <w:t xml:space="preserve">##    idx event        type</w:t>
+        <w:t xml:space="preserve">##     idx event        type</w:t>
       </w:r>
       <w:r>
         <w:br/>
@@ -685,7 +658,7 @@
         <w:rPr>
           <w:rStyle w:val="VerbatimChar"/>
         </w:rPr>
-        <w:t xml:space="preserve">## 51  51  TRUE changepoint</w:t>
+        <w:t xml:space="preserve">## 201 201  TRUE changepoint</w:t>
       </w:r>
     </w:p>
     <w:bookmarkEnd w:id="17"/>
@@ -831,7 +804,7 @@
         <w:rPr>
           <w:rStyle w:val="VerbatimChar"/>
         </w:rPr>
-        <w:t xml:space="preserve">## FALSE     1     99</w:t>
+        <w:t xml:space="preserve">## FALSE     4     495</w:t>
       </w:r>
     </w:p>
     <w:bookmarkEnd w:id="18"/>
@@ -899,7 +872,7 @@
               <a:graphicData uri="http://schemas.openxmlformats.org/drawingml/2006/picture">
                 <pic:pic>
                   <pic:nvPicPr>
-                    <pic:cNvPr descr="/home/gpca/harbinger/examples/change_point/doc/19-joinpoint-hcp_joinpoint_files/bfcf7bef46ebcb596f0a4bb9d1c9339874e8542b.png" id="21" name="Picture"/>
+                    <pic:cNvPr descr="/home/gpca/harbinger/examples/change_point/doc/19-joinpoint-hcp_joinpoint_files/6bcb97b34a121ea3463ba9d8b59a5de7919b1e32.png" id="21" name="Picture"/>
                     <pic:cNvPicPr>
                       <a:picLocks noChangeArrowheads="1" noChangeAspect="1"/>
                     </pic:cNvPicPr>

--- a/examples/change_point/doc/19-joinpoint-hcp_joinpoint.docx
+++ b/examples/change_point/doc/19-joinpoint-hcp_joinpoint.docx
@@ -123,6 +123,45 @@
       <w:pPr>
         <w:pStyle w:val="SourceCode"/>
       </w:pPr>
+      <w:r>
+        <w:rPr>
+          <w:rStyle w:val="FunctionTok"/>
+        </w:rPr>
+        <w:t xml:space="preserve">source</w:t>
+      </w:r>
+      <w:r>
+        <w:rPr>
+          <w:rStyle w:val="NormalTok"/>
+        </w:rPr>
+        <w:t xml:space="preserve">(</w:t>
+      </w:r>
+      <w:r>
+        <w:rPr>
+          <w:rStyle w:val="FunctionTok"/>
+        </w:rPr>
+        <w:t xml:space="preserve">url</w:t>
+      </w:r>
+      <w:r>
+        <w:rPr>
+          <w:rStyle w:val="NormalTok"/>
+        </w:rPr>
+        <w:t xml:space="preserve">(</w:t>
+      </w:r>
+      <w:r>
+        <w:rPr>
+          <w:rStyle w:val="StringTok"/>
+        </w:rPr>
+        <w:t xml:space="preserve">"https://raw.githubusercontent.com/cefet-rj-dal/harbinger/master/examples/seed.R"</w:t>
+      </w:r>
+      <w:r>
+        <w:rPr>
+          <w:rStyle w:val="NormalTok"/>
+        </w:rPr>
+        <w:t xml:space="preserve">))</w:t>
+      </w:r>
+      <w:r>
+        <w:br/>
+      </w:r>
       <w:r>
         <w:rPr>
           <w:rStyle w:val="FunctionTok"/>
@@ -448,6 +487,21 @@
       </w:r>
       <w:r>
         <w:br/>
+      </w:r>
+      <w:r>
+        <w:br/>
+      </w:r>
+      <w:r>
+        <w:rPr>
+          <w:rStyle w:val="FunctionTok"/>
+        </w:rPr>
+        <w:t xml:space="preserve">set_example_seed</w:t>
+      </w:r>
+      <w:r>
+        <w:rPr>
+          <w:rStyle w:val="NormalTok"/>
+        </w:rPr>
+        <w:t xml:space="preserve">()</w:t>
       </w:r>
       <w:r>
         <w:br/>
